--- a/engine/arcc_study/ARCC_Valuation_Study_10-09-2026_public.docx
+++ b/engine/arcc_study/ARCC_Valuation_Study_10-09-2026_public.docx
@@ -72,7 +72,7 @@
           <w:color w:val="6E7B77"/>
           <w:sz w:val="22"/>
         </w:rPr>
-        <w:t>Egyptian Exchange · ARCC · Egyptian pounds · valuation as of 30 June 2026, the date of the latest disclosed balance sheet; issued 9 September 2026</w:t>
+        <w:t>Egyptian Exchange · ARCC · Egyptian pounds · valuation as of 30 June 2026, the date of the latest disclosed balance sheet; issued 10 September 2026</w:t>
       </w:r>
     </w:p>
     <w:p>
@@ -174,7 +174,7 @@
                 <w:color w:val="1C3A36"/>
                 <w:sz w:val="19"/>
               </w:rPr>
-              <w:t>The cash-flow lens — the value this study publishes — reads EGP 77.49, and the cross-checks around it span EGP 45.65 to EGP 65.57, against a market price of EGP 77.00 — +0.6%.</w:t>
+              <w:t>The cash-flow lens — the value this study publishes — reads EGP 77.18, and the cross-checks around it span EGP 45.65 to EGP 65.57, against a market price of EGP 77.00 — +0.2%.</w:t>
             </w:r>
           </w:p>
         </w:tc>
@@ -224,7 +224,7 @@
           <w:color w:val="1C3A36"/>
           <w:sz w:val="21"/>
         </w:rPr>
-        <w:t>Arabian Cement is worth EGP 77.49 a share on the cash-flow lens this study publishes, against a market price of EGP 77.00 on 3 September 2026 — +0.6%. The other reads span EGP 45.65 to EGP 65.57 and are published beside it rather than averaged into it, because they disagree for reasons a reader should see.</w:t>
+        <w:t>Arabian Cement is worth EGP 77.18 a share on the cash-flow lens this study publishes, against a market price of EGP 77.00 on 3 September 2026 — +0.2%. The other reads span EGP 45.65 to EGP 65.57 and are published beside it rather than averaged into it, because they disagree for reasons a reader should see.</w:t>
       </w:r>
     </w:p>
     <w:p>
@@ -238,7 +238,7 @@
           <w:color w:val="1C3A36"/>
           <w:sz w:val="21"/>
         </w:rPr>
-        <w:t>The shape of the range matters more than its width, and it is not symmetric. On the primary lens the bear corner is EGP 29.95 and the bull corner EGP 78.10 — barely above the central. Both corners move one business driver across the span this company's own audited accounts have printed, the EBITDA margin from 22.00% in FY2023 to 39.25% in FY2025, with the macro path held completely still. Essentially the whole range is downside: if the margin reverts to what this company earned in FY2023 the value is EGP 29.95. An earlier edition published a symmetric band of two margin points around the forecast and concealed that completely.</w:t>
+        <w:t>The shape of the range matters more than its width, and it is not symmetric. On the primary lens the bear corner is EGP 29.83 and the bull corner EGP 77.79 — barely above the central. Both corners move one business driver across the span this company's own audited accounts have printed, the EBITDA margin from 22.00% in FY2023 to 39.25% in FY2025, with the macro path held completely still. Essentially the whole range is downside: if the margin reverts to what this company earned in FY2023 the value is EGP 29.83. An earlier edition published a symmetric band of two margin points around the forecast and concealed that completely.</w:t>
       </w:r>
     </w:p>
     <w:p>
@@ -280,7 +280,7 @@
           <w:color w:val="1C3A36"/>
           <w:sz w:val="21"/>
         </w:rPr>
-        <w:t>What would change the answer is stated in section 7 and not buried: a cost of capital that normalises faster than the central bank's published path would raise this value materially, and beta is the input it would arrive through — worth +14.8% of value and published both ways rather than averaged. The study's LARGEST contested judgement is a different one — terminal useful life, worth +22.5% — and it is set out with the rest in section 1.9.</w:t>
+        <w:t>What would change the answer is stated in section 7 and not buried: a cost of capital that normalises faster than the central bank's published path would raise this value materially, and beta is the input it would arrive through — worth +15.3% of value and published both ways rather than averaged. The study's LARGEST contested judgement is a different one — terminal useful life, worth +22.5% — and it is set out with the rest in section 1.9.</w:t>
       </w:r>
     </w:p>
     <w:p>
@@ -459,7 +459,7 @@
                 <w:color w:val="1C3A36"/>
                 <w:sz w:val="18"/>
               </w:rPr>
-              <w:t>77.49</w:t>
+              <w:t>77.18</w:t>
             </w:r>
           </w:p>
         </w:tc>
@@ -499,7 +499,7 @@
                 <w:color w:val="1C3A36"/>
                 <w:sz w:val="18"/>
               </w:rPr>
-              <w:t>+0.6%</w:t>
+              <w:t>+0.2%</w:t>
             </w:r>
           </w:p>
         </w:tc>
@@ -519,7 +519,7 @@
                 <w:color w:val="1C3A36"/>
                 <w:sz w:val="18"/>
               </w:rPr>
-              <w:t>59.8%</w:t>
+              <w:t>59.7%</w:t>
             </w:r>
           </w:p>
         </w:tc>
@@ -996,7 +996,7 @@
           <w:color w:val="6E7B77"/>
           <w:sz w:val="17"/>
         </w:rPr>
-        <w:t>The cash-flow lens IS the value this study publishes. The others are cross-checks, shown at the same size so a reader can see where they disagree with it rather than an average that hides the disagreement. A previous edition blended all four at fixed weights of 50, 20, 22 and 8 per cent and published EGP 64.04; those weights were chosen rather than tested, and averaging four methods makes a fifth one nobody has checked. Normalised earnings is shown as a diagnostic and is not a valuation of this company: it capitalises a mid-cycle margin at a nominal rate, and section 1.7 shows growth destroying value here.</w:t>
+        <w:t>The cash-flow lens IS the value this study publishes. The others are cross-checks, shown at the same size so a reader can see where they disagree with it rather than an average that hides the disagreement. A previous edition blended all four at fixed weights of 50, 20, 22 and 8 per cent and published EGP 63.89; those weights were chosen rather than tested, and averaging four methods makes a fifth one nobody has checked. Normalised earnings is shown as a diagnostic and is not a valuation of this company: it capitalises a mid-cycle margin at a nominal rate, and section 1.7 shows growth destroying value here.</w:t>
       </w:r>
     </w:p>
     <w:p>
@@ -1190,7 +1190,7 @@
           <w:color w:val="1C3A36"/>
           <w:sz w:val="21"/>
         </w:rPr>
-        <w:t>Four lenses are read and ONE of them is the answer. A discounted cash-flow model built up from tonnes and costs is the primary for this class, and the figure this study publishes is that lens and nothing else: EGP 77.49. Relative multiples, normalised earnings power and replacement cost are CROSS-CHECKS, published in the same table so a reader can see where they disagree — they span EGP 45.65 to EGP 65.57 — and none of them is averaged into the answer. There are no weights in this model to report. An earlier edition blended the four at 50/20/22/8 and would have read EGP 64.04; those weights had never cleared any out-of-sample test, and a number produced by averaging several methods is not more robust than the best of them — it is a new method with free parameters nobody tested, importing every weakness of the weakest lens at whatever weight somebody typed. Where several methods disagree the honest thing is to publish the disagreement and say which one the answer is.</w:t>
+        <w:t>Four lenses are read and ONE of them is the answer. A discounted cash-flow model built up from tonnes and costs is the primary for this class, and the figure this study publishes is that lens and nothing else: EGP 77.18. Relative multiples, normalised earnings power and replacement cost are CROSS-CHECKS, published in the same table so a reader can see where they disagree — they span EGP 45.65 to EGP 65.57 — and none of them is averaged into the answer. There are no weights in this model to report. An earlier edition blended the four at 50/20/22/8 and would have read EGP 63.89; those weights had never cleared any out-of-sample test, and a number produced by averaging several methods is not more robust than the best of them — it is a new method with free parameters nobody tested, importing every weakness of the weakest lens at whatever weight somebody typed. Where several methods disagree the honest thing is to publish the disagreement and say which one the answer is.</w:t>
       </w:r>
     </w:p>
     <w:p>
@@ -4485,7 +4485,7 @@
           <w:color w:val="1C3A36"/>
           <w:sz w:val="21"/>
         </w:rPr>
-        <w:t>That has a direct consequence for the forecast, and it is treated as one. Capital expenditure is NOT set at book depreciation. It is set at the economic maintenance level of USD 3.23 per tonne of installed capacity — about EGP 890mn in FY2026 against a book charge of EGP 344mn. Setting capex equal to book depreciation would flatter free cash flow by construction; the cost of refusing to do so is computed in section 1.9 and is worth +5.3% of the cash-flow lens. The audited FY2024 and FY2025 outturns of EGP 912mn and EGP 796mn — USD 4.1 and USD 3.2 a tonne — bracket the assumption, and both of those years carried growth projects as well as maintenance.</w:t>
+        <w:t>That has a direct consequence for the forecast, and it is treated as one. Capital expenditure is NOT set at book depreciation. It is set at the economic maintenance level of USD 3.23 per tonne of installed capacity — about EGP 890mn in FY2026 against a book charge of EGP 344mn. Setting capex equal to book depreciation would flatter free cash flow by construction; the cost of refusing to do so is computed in section 1.9 and is worth +5.4% of the cash-flow lens. The audited FY2024 and FY2025 outturns of EGP 912mn and EGP 796mn — USD 4.1 and USD 3.2 a tonne — bracket the assumption, and both of those years carried growth projects as well as maintenance.</w:t>
       </w:r>
     </w:p>
     <w:p>
@@ -5561,7 +5561,7 @@
                 <w:color w:val="1C3A36"/>
                 <w:sz w:val="18"/>
               </w:rPr>
-              <w:t>28.28%</w:t>
+              <w:t>28.65%</w:t>
             </w:r>
           </w:p>
         </w:tc>
@@ -5730,7 +5730,7 @@
                 <w:color w:val="1C3A36"/>
                 <w:sz w:val="18"/>
               </w:rPr>
-              <w:t>27.60%</w:t>
+              <w:t>27.96%</w:t>
             </w:r>
           </w:p>
         </w:tc>
@@ -5772,7 +5772,7 @@
           <w:color w:val="6E7B77"/>
           <w:sz w:val="17"/>
         </w:rPr>
-        <w:t>Table 6 — The two anchors. The sovereign default spread is netted OUT of the local risk-free rate before a country equity premium is added, so Egypt's default risk is charged once rather than twice; leaving it in would have put the cost of equity at 31.68% instead of 28.28%.</w:t>
+        <w:t>Table 6 — The two anchors. The sovereign default spread is netted OUT of the local risk-free rate before a country equity premium is added, so Egypt's default risk is charged once rather than twice; leaving it in would have put the cost of equity at 31.68% instead of 28.65%.</w:t>
       </w:r>
     </w:p>
     <w:tbl>
@@ -6062,7 +6062,7 @@
                 <w:color w:val="1C3A36"/>
                 <w:sz w:val="18"/>
               </w:rPr>
-              <w:t>27.60%</w:t>
+              <w:t>27.96%</w:t>
             </w:r>
           </w:p>
         </w:tc>
@@ -6080,7 +6080,7 @@
                 <w:color w:val="1C3A36"/>
                 <w:sz w:val="18"/>
               </w:rPr>
-              <w:t>23.49%</w:t>
+              <w:t>23.71%</w:t>
             </w:r>
           </w:p>
         </w:tc>
@@ -6098,7 +6098,7 @@
                 <w:color w:val="1C3A36"/>
                 <w:sz w:val="18"/>
               </w:rPr>
-              <w:t>20.20%</w:t>
+              <w:t>20.31%</w:t>
             </w:r>
           </w:p>
         </w:tc>
@@ -6116,7 +6116,7 @@
                 <w:color w:val="1C3A36"/>
                 <w:sz w:val="18"/>
               </w:rPr>
-              <w:t>18.22%</w:t>
+              <w:t>18.27%</w:t>
             </w:r>
           </w:p>
         </w:tc>
@@ -6171,7 +6171,7 @@
                 <w:color w:val="1C3A36"/>
                 <w:sz w:val="18"/>
               </w:rPr>
-              <w:t>0.9409</w:t>
+              <w:t>0.9402</w:t>
             </w:r>
           </w:p>
         </w:tc>
@@ -6189,7 +6189,7 @@
                 <w:color w:val="1C3A36"/>
                 <w:sz w:val="18"/>
               </w:rPr>
-              <w:t>0.7966</w:t>
+              <w:t>0.7948</w:t>
             </w:r>
           </w:p>
         </w:tc>
@@ -6207,7 +6207,7 @@
                 <w:color w:val="1C3A36"/>
                 <w:sz w:val="18"/>
               </w:rPr>
-              <w:t>0.6539</w:t>
+              <w:t>0.6515</w:t>
             </w:r>
           </w:p>
         </w:tc>
@@ -6225,7 +6225,7 @@
                 <w:color w:val="1C3A36"/>
                 <w:sz w:val="18"/>
               </w:rPr>
-              <w:t>0.5485</w:t>
+              <w:t>0.5461</w:t>
             </w:r>
           </w:p>
         </w:tc>
@@ -6243,7 +6243,7 @@
                 <w:color w:val="1C3A36"/>
                 <w:sz w:val="18"/>
               </w:rPr>
-              <w:t>0.4669</w:t>
+              <w:t>0.4648</w:t>
             </w:r>
           </w:p>
         </w:tc>
@@ -6265,7 +6265,7 @@
           <w:color w:val="6E7B77"/>
           <w:sz w:val="17"/>
         </w:rPr>
-        <w:t>Table 7 — The schedule. The glide fractions are the cumulative progress of the POUND cost-of-debt path: the discount rate is a pound rate applied to pound cash flows, so the Egyptian easing calendar sets its slope while the euro debt book sets the level of the cost of debt. The terminal value is capitalised at the terminal rate and brought home on the END-OF-WINDOW factor of 0.4321 at 4.50 years — it is the value at the end of the window of everything after it, so it arrives half a year later than year five's own cash flow at 0.4669 and is worth less. One date, one price of time, and the terminal's date is not year five's.</w:t>
+        <w:t>Table 7 — The schedule. The glide fractions are the cumulative progress of the POUND cost-of-debt path: the discount rate is a pound rate applied to pound cash flows, so the Egyptian easing calendar sets its slope while the euro debt book sets the level of the cost of debt. The terminal value is capitalised at the terminal rate and brought home on the END-OF-WINDOW factor of 0.4302 at 4.50 years — it is the value at the end of the window of everything after it, so it arrives half a year later than year five's own cash flow at 0.4648 and is worth less. One date, one price of time, and the terminal's date is not year five's.</w:t>
       </w:r>
     </w:p>
     <w:p>
@@ -6293,7 +6293,7 @@
           <w:color w:val="1C3A36"/>
           <w:sz w:val="21"/>
         </w:rPr>
-        <w:t>APPLIED CONSISTENTLY, the rating basis nets its own spread out of the risk-free rate and puts its own premium back on: a normalised risk-free of 16.58%, a cost of equity of 29.51% and an explicit cost of capital of 28.78% against the 27.60% adopted here — 118 basis points dearer. Half a basis is not a basis: mixing a CDS-netted risk-free rate with a rating premium would charge Egypt's default risk once at one price and once at another, so the comparison moves both legs together.</w:t>
+        <w:t>APPLIED CONSISTENTLY, the rating basis nets its own spread out of the risk-free rate and puts its own premium back on: a normalised risk-free of 16.58%, a cost of equity of 30.21% and an explicit cost of capital of 29.46% against the 27.96% adopted here — 150 basis points dearer. Half a basis is not a basis: mixing a CDS-netted risk-free rate with a rating premium would charge Egypt's default risk once at one price and once at another, so the comparison moves both legs together.</w:t>
       </w:r>
     </w:p>
     <w:p>
@@ -6307,7 +6307,7 @@
           <w:color w:val="1C3A36"/>
           <w:sz w:val="21"/>
         </w:rPr>
-        <w:t>WHY THE CDS BASIS IS ADOPTED, and the honest form of the answer includes which way it cuts. A CDS spread is a price at which sovereign risk actually changed hands; a rating spread is a lookup from a letter grade to a table, and Egypt's letter grade moves in steps while its traded spread moves continuously. For a sovereign whose CDS trades in size, the traded price is the better estimate of what the market charges for that risk today. IT IS ALSO THE CHEAPER OF THE TWO, and therefore the one that flatters this valuation. A reader who prefers the rating basis should read 28.78% wherever this study prints 27.60%, and the terminal shifts with it.</w:t>
+        <w:t>WHY THE CDS BASIS IS ADOPTED, and the honest form of the answer includes which way it cuts. A CDS spread is a price at which sovereign risk actually changed hands; a rating spread is a lookup from a letter grade to a table, and Egypt's letter grade moves in steps while its traded spread moves continuously. For a sovereign whose CDS trades in size, the traded price is the better estimate of what the market charges for that risk today. IT IS ALSO THE CHEAPER OF THE TWO, and therefore the one that flatters this valuation. A reader who prefers the rating basis should read 29.46% wherever this study prints 27.96%, and the terminal shifts with it.</w:t>
       </w:r>
     </w:p>
     <w:p>
@@ -6405,7 +6405,7 @@
           <w:color w:val="1C3A36"/>
           <w:sz w:val="21"/>
         </w:rPr>
-        <w:t>The consequence is large and is published as a value rather than described: on the withdrawn basket figure the cash-flow lens would read 88.96 against 77.49 on the adopted one, a difference of +14.8%.</w:t>
+        <w:t>The consequence is large and is published as a value rather than described: on the withdrawn basket figure the cash-flow lens would read 88.96 against 77.18 on the adopted one, a difference of +15.3%.</w:t>
       </w:r>
     </w:p>
     <w:tbl>
@@ -8346,7 +8346,7 @@
                 <w:color w:val="1C3A36"/>
                 <w:sz w:val="17"/>
               </w:rPr>
-              <w:t>0.9409</w:t>
+              <w:t>0.9402</w:t>
             </w:r>
           </w:p>
         </w:tc>
@@ -8364,7 +8364,7 @@
                 <w:color w:val="1C3A36"/>
                 <w:sz w:val="17"/>
               </w:rPr>
-              <w:t>0.7966</w:t>
+              <w:t>0.7948</w:t>
             </w:r>
           </w:p>
         </w:tc>
@@ -8382,7 +8382,7 @@
                 <w:color w:val="1C3A36"/>
                 <w:sz w:val="17"/>
               </w:rPr>
-              <w:t>0.6539</w:t>
+              <w:t>0.6515</w:t>
             </w:r>
           </w:p>
         </w:tc>
@@ -8400,7 +8400,7 @@
                 <w:color w:val="1C3A36"/>
                 <w:sz w:val="17"/>
               </w:rPr>
-              <w:t>0.5485</w:t>
+              <w:t>0.5461</w:t>
             </w:r>
           </w:p>
         </w:tc>
@@ -8418,7 +8418,7 @@
                 <w:color w:val="1C3A36"/>
                 <w:sz w:val="17"/>
               </w:rPr>
-              <w:t>0.4669</w:t>
+              <w:t>0.4648</w:t>
             </w:r>
           </w:p>
         </w:tc>
@@ -8459,7 +8459,7 @@
                 <w:color w:val="1C3A36"/>
                 <w:sz w:val="17"/>
               </w:rPr>
-              <w:t>1,453</w:t>
+              <w:t>1,452</w:t>
             </w:r>
           </w:p>
         </w:tc>
@@ -8479,7 +8479,7 @@
                 <w:color w:val="1C3A36"/>
                 <w:sz w:val="17"/>
               </w:rPr>
-              <w:t>2,769</w:t>
+              <w:t>2,762</w:t>
             </w:r>
           </w:p>
         </w:tc>
@@ -8499,7 +8499,7 @@
                 <w:color w:val="1C3A36"/>
                 <w:sz w:val="17"/>
               </w:rPr>
-              <w:t>2,586</w:t>
+              <w:t>2,577</w:t>
             </w:r>
           </w:p>
         </w:tc>
@@ -8519,7 +8519,7 @@
                 <w:color w:val="1C3A36"/>
                 <w:sz w:val="17"/>
               </w:rPr>
-              <w:t>2,391</w:t>
+              <w:t>2,381</w:t>
             </w:r>
           </w:p>
         </w:tc>
@@ -8539,7 +8539,7 @@
                 <w:color w:val="1C3A36"/>
                 <w:sz w:val="17"/>
               </w:rPr>
-              <w:t>2,215</w:t>
+              <w:t>2,205</w:t>
             </w:r>
           </w:p>
         </w:tc>
@@ -8617,7 +8617,7 @@
           <w:color w:val="1C3A36"/>
           <w:sz w:val="21"/>
         </w:rPr>
-        <w:t>THAT IS THE ASSUMPTION IN THIS SECTION MOST WORTH DISAGREEING WITH. It rests on a substitution rate reaching 5.5% of the materials and fuel line by FY2030, on capacity that is funded and being built rather than running. A reader who thinks the programme underdelivers, or that the industry passes cost through faster than assumed, should read the margin sensitivity in section 7: two points of margin is worth about EGP 5.58 a share.</w:t>
+        <w:t>THAT IS THE ASSUMPTION IN THIS SECTION MOST WORTH DISAGREEING WITH. It rests on a substitution rate reaching 5.5% of the materials and fuel line by FY2030, on capacity that is funded and being built rather than running. A reader who thinks the programme underdelivers, or that the industry passes cost through faster than assumed, should read the margin sensitivity in section 7: two points of margin is worth about EGP 5.56 a share.</w:t>
       </w:r>
     </w:p>
     <w:p>
@@ -8793,7 +8793,7 @@
                 <w:color w:val="1C3A36"/>
                 <w:sz w:val="18"/>
               </w:rPr>
-              <w:t>11,414</w:t>
+              <w:t>11,376</w:t>
             </w:r>
           </w:p>
         </w:tc>
@@ -8811,7 +8811,7 @@
                 <w:color w:val="1C3A36"/>
                 <w:sz w:val="18"/>
               </w:rPr>
-              <w:t>30.45</w:t>
+              <w:t>30.35</w:t>
             </w:r>
           </w:p>
         </w:tc>
@@ -8848,7 +8848,7 @@
                 <w:color w:val="1C3A36"/>
                 <w:sz w:val="18"/>
               </w:rPr>
-              <w:t>16,946</w:t>
+              <w:t>16,868</w:t>
             </w:r>
           </w:p>
         </w:tc>
@@ -8866,7 +8866,7 @@
                 <w:color w:val="1C3A36"/>
                 <w:sz w:val="18"/>
               </w:rPr>
-              <w:t>45.21</w:t>
+              <w:t>45.00</w:t>
             </w:r>
           </w:p>
         </w:tc>
@@ -8907,7 +8907,7 @@
                 <w:color w:val="1C3A36"/>
                 <w:sz w:val="18"/>
               </w:rPr>
-              <w:t>28,360</w:t>
+              <w:t>28,245</w:t>
             </w:r>
           </w:p>
         </w:tc>
@@ -8927,7 +8927,7 @@
                 <w:color w:val="1C3A36"/>
                 <w:sz w:val="18"/>
               </w:rPr>
-              <w:t>75.65</w:t>
+              <w:t>75.35</w:t>
             </w:r>
           </w:p>
         </w:tc>
@@ -9078,7 +9078,7 @@
                 <w:color w:val="1C3A36"/>
                 <w:sz w:val="18"/>
               </w:rPr>
-              <w:t>29,047</w:t>
+              <w:t>28,932</w:t>
             </w:r>
           </w:p>
         </w:tc>
@@ -9098,7 +9098,7 @@
                 <w:color w:val="1C3A36"/>
                 <w:sz w:val="18"/>
               </w:rPr>
-              <w:t>77.49</w:t>
+              <w:t>77.18</w:t>
             </w:r>
           </w:p>
         </w:tc>
@@ -9139,7 +9139,7 @@
                 <w:color w:val="1C3A36"/>
                 <w:sz w:val="18"/>
               </w:rPr>
-              <w:t>59.8%</w:t>
+              <w:t>59.7%</w:t>
             </w:r>
           </w:p>
         </w:tc>
@@ -9269,7 +9269,7 @@
                 <w:color w:val="1C3A36"/>
                 <w:sz w:val="18"/>
               </w:rPr>
-              <w:t>+0.6%</w:t>
+              <w:t>+0.2%</w:t>
             </w:r>
           </w:p>
         </w:tc>
@@ -9333,7 +9333,7 @@
           <w:color w:val="1C3A36"/>
           <w:sz w:val="21"/>
         </w:rPr>
-        <w:t>At 59.8% of enterprise value, the terminal value carries less of this valuation than the two-thirds to four-fifths a long-horizon discounted cash-flow model usually ends up with, and that is a consequence of the 27.6% explicit-window discount rate rather than a design choice — at that rate the fifth forecast year is already discounted to 47% of its face value. The answer therefore depends more on the next five years and less on a perpetuity assumption than is usual, which for a business whose next five years are forecastable from tonnes and disclosed costs is the right place for the weight to sit. It is worth naming the direction of travel honestly: the prior revision put the terminal share at 45.5%, and correcting the price path lifted it because a higher terminal margin loads more value into the perpetuity than into a heavily discounted explicit window. More of the answer rests on the far end than it did.</w:t>
+        <w:t>At 59.7% of enterprise value, the terminal value carries less of this valuation than the two-thirds to four-fifths a long-horizon discounted cash-flow model usually ends up with, and that is a consequence of the 28.0% explicit-window discount rate rather than a design choice — at that rate the fifth forecast year is already discounted to 46% of its face value. The answer therefore depends more on the next five years and less on a perpetuity assumption than is usual, which for a business whose next five years are forecastable from tonnes and disclosed costs is the right place for the weight to sit. It is worth naming the direction of travel honestly: the prior revision put the terminal share at 45.5%, and correcting the price path lifted it because a higher terminal margin loads more value into the perpetuity than into a heavily discounted explicit window. More of the answer rests on the far end than it did.</w:t>
       </w:r>
     </w:p>
     <w:p>
@@ -9445,7 +9445,7 @@
           <w:color w:val="1C3A36"/>
           <w:sz w:val="21"/>
         </w:rPr>
-        <w:t>Growth in the terminal is charged at what growth costs — the capital a REAL increase in capacity requires, at the replacement cost of that capacity — and this model takes no real growth, so it charges none for it. Whether it should is the ordinary question: does a new tonne earn more than it costs? Terminal profit over invested capital is 11.73% against a terminal rate of 16.7% — 501 basis points BELOW it. Growth therefore DESTROYS value: the cash-flow lens is EGP 77.96 at 3% terminal growth and EGP 77.49 at 7%, so four extra points of perpetual growth take the value DOWN by 0.6%. The practical conclusion is the one that matters: on a replacement-cost denominator this plant roughly breaks even on new tonnes, in a market carrying 76Mt of capacity against 54Mt of consumption, so nothing in this valuation is bought with an assumption about perpetual growth. A reader who prefers the book basis should know it lifts the valuation substantially, and should say why a plant carried at a tenth of replacement cost is the right denominator.</w:t>
+        <w:t>Growth in the terminal is charged at what growth costs — the capital a REAL increase in capacity requires, at the replacement cost of that capacity — and this model takes no real growth, so it charges none for it. Whether it should is the ordinary question: does a new tonne earn more than it costs? Terminal profit over invested capital is 11.73% against a terminal rate of 16.7% — 501 basis points BELOW it. Growth therefore DESTROYS value: the cash-flow lens is EGP 77.65 at 3% terminal growth and EGP 77.18 at 7%, so four extra points of perpetual growth take the value DOWN by 0.6%. The practical conclusion is the one that matters: on a replacement-cost denominator this plant roughly breaks even on new tonnes, in a market carrying 76Mt of capacity against 54Mt of consumption, so nothing in this valuation is bought with an assumption about perpetual growth. A reader who prefers the book basis should know it lifts the valuation substantially, and should say why a plant carried at a tenth of replacement cost is the right denominator.</w:t>
       </w:r>
     </w:p>
     <w:tbl>
@@ -9608,7 +9608,7 @@
                 <w:color w:val="1C3A36"/>
                 <w:sz w:val="18"/>
               </w:rPr>
-              <w:t>24.60%</w:t>
+              <w:t>24.96%</w:t>
             </w:r>
           </w:p>
         </w:tc>
@@ -9626,7 +9626,7 @@
                 <w:color w:val="1C3A36"/>
                 <w:sz w:val="18"/>
               </w:rPr>
-              <w:t>80.61</w:t>
+              <w:t>80.29</w:t>
             </w:r>
           </w:p>
         </w:tc>
@@ -9644,7 +9644,7 @@
                 <w:color w:val="1C3A36"/>
                 <w:sz w:val="18"/>
               </w:rPr>
-              <w:t>80.64</w:t>
+              <w:t>80.31</w:t>
             </w:r>
           </w:p>
         </w:tc>
@@ -9662,7 +9662,7 @@
                 <w:color w:val="1C3A36"/>
                 <w:sz w:val="18"/>
               </w:rPr>
-              <w:t>80.58</w:t>
+              <w:t>80.26</w:t>
             </w:r>
           </w:p>
         </w:tc>
@@ -9680,7 +9680,7 @@
                 <w:color w:val="1C3A36"/>
                 <w:sz w:val="18"/>
               </w:rPr>
-              <w:t>80.42</w:t>
+              <w:t>80.10</w:t>
             </w:r>
           </w:p>
         </w:tc>
@@ -9698,7 +9698,7 @@
                 <w:color w:val="1C3A36"/>
                 <w:sz w:val="18"/>
               </w:rPr>
-              <w:t>80.12</w:t>
+              <w:t>79.80</w:t>
             </w:r>
           </w:p>
         </w:tc>
@@ -9717,7 +9717,7 @@
                 <w:color w:val="1C3A36"/>
                 <w:sz w:val="18"/>
               </w:rPr>
-              <w:t>26.10%</w:t>
+              <w:t>26.46%</w:t>
             </w:r>
           </w:p>
         </w:tc>
@@ -9735,7 +9735,7 @@
                 <w:color w:val="1C3A36"/>
                 <w:sz w:val="18"/>
               </w:rPr>
-              <w:t>79.27</w:t>
+              <w:t>78.95</w:t>
             </w:r>
           </w:p>
         </w:tc>
@@ -9753,7 +9753,7 @@
                 <w:color w:val="1C3A36"/>
                 <w:sz w:val="18"/>
               </w:rPr>
-              <w:t>79.29</w:t>
+              <w:t>78.98</w:t>
             </w:r>
           </w:p>
         </w:tc>
@@ -9771,7 +9771,7 @@
                 <w:color w:val="1C3A36"/>
                 <w:sz w:val="18"/>
               </w:rPr>
-              <w:t>79.24</w:t>
+              <w:t>78.92</w:t>
             </w:r>
           </w:p>
         </w:tc>
@@ -9789,7 +9789,7 @@
                 <w:color w:val="1C3A36"/>
                 <w:sz w:val="18"/>
               </w:rPr>
-              <w:t>79.08</w:t>
+              <w:t>78.76</w:t>
             </w:r>
           </w:p>
         </w:tc>
@@ -9807,7 +9807,7 @@
                 <w:color w:val="1C3A36"/>
                 <w:sz w:val="18"/>
               </w:rPr>
-              <w:t>78.79</w:t>
+              <w:t>78.47</w:t>
             </w:r>
           </w:p>
         </w:tc>
@@ -9826,7 +9826,7 @@
                 <w:color w:val="1C3A36"/>
                 <w:sz w:val="18"/>
               </w:rPr>
-              <w:t>27.60%</w:t>
+              <w:t>27.96%</w:t>
             </w:r>
           </w:p>
         </w:tc>
@@ -9844,7 +9844,7 @@
                 <w:color w:val="1C3A36"/>
                 <w:sz w:val="18"/>
               </w:rPr>
-              <w:t>77.96</w:t>
+              <w:t>77.65</w:t>
             </w:r>
           </w:p>
         </w:tc>
@@ -9862,7 +9862,7 @@
                 <w:color w:val="1C3A36"/>
                 <w:sz w:val="18"/>
               </w:rPr>
-              <w:t>77.98</w:t>
+              <w:t>77.68</w:t>
             </w:r>
           </w:p>
         </w:tc>
@@ -9880,7 +9880,7 @@
                 <w:color w:val="1C3A36"/>
                 <w:sz w:val="18"/>
               </w:rPr>
-              <w:t>77.93</w:t>
+              <w:t>77.62</w:t>
             </w:r>
           </w:p>
         </w:tc>
@@ -9898,7 +9898,7 @@
                 <w:color w:val="1C3A36"/>
                 <w:sz w:val="18"/>
               </w:rPr>
-              <w:t>77.78</w:t>
+              <w:t>77.47</w:t>
             </w:r>
           </w:p>
         </w:tc>
@@ -9916,7 +9916,7 @@
                 <w:color w:val="1C3A36"/>
                 <w:sz w:val="18"/>
               </w:rPr>
-              <w:t>77.49</w:t>
+              <w:t>77.18</w:t>
             </w:r>
           </w:p>
         </w:tc>
@@ -9935,7 +9935,7 @@
                 <w:color w:val="1C3A36"/>
                 <w:sz w:val="18"/>
               </w:rPr>
-              <w:t>29.10%</w:t>
+              <w:t>29.46%</w:t>
             </w:r>
           </w:p>
         </w:tc>
@@ -9953,7 +9953,7 @@
                 <w:color w:val="1C3A36"/>
                 <w:sz w:val="18"/>
               </w:rPr>
-              <w:t>76.68</w:t>
+              <w:t>76.38</w:t>
             </w:r>
           </w:p>
         </w:tc>
@@ -9971,7 +9971,7 @@
                 <w:color w:val="1C3A36"/>
                 <w:sz w:val="18"/>
               </w:rPr>
-              <w:t>76.71</w:t>
+              <w:t>76.41</w:t>
             </w:r>
           </w:p>
         </w:tc>
@@ -9989,7 +9989,7 @@
                 <w:color w:val="1C3A36"/>
                 <w:sz w:val="18"/>
               </w:rPr>
-              <w:t>76.66</w:t>
+              <w:t>76.35</w:t>
             </w:r>
           </w:p>
         </w:tc>
@@ -10007,7 +10007,7 @@
                 <w:color w:val="1C3A36"/>
                 <w:sz w:val="18"/>
               </w:rPr>
-              <w:t>76.50</w:t>
+              <w:t>76.20</w:t>
             </w:r>
           </w:p>
         </w:tc>
@@ -10025,7 +10025,7 @@
                 <w:color w:val="1C3A36"/>
                 <w:sz w:val="18"/>
               </w:rPr>
-              <w:t>76.22</w:t>
+              <w:t>75.92</w:t>
             </w:r>
           </w:p>
         </w:tc>
@@ -10044,7 +10044,7 @@
                 <w:color w:val="1C3A36"/>
                 <w:sz w:val="18"/>
               </w:rPr>
-              <w:t>30.60%</w:t>
+              <w:t>30.96%</w:t>
             </w:r>
           </w:p>
         </w:tc>
@@ -10062,7 +10062,7 @@
                 <w:color w:val="1C3A36"/>
                 <w:sz w:val="18"/>
               </w:rPr>
-              <w:t>75.44</w:t>
+              <w:t>75.15</w:t>
             </w:r>
           </w:p>
         </w:tc>
@@ -10080,7 +10080,7 @@
                 <w:color w:val="1C3A36"/>
                 <w:sz w:val="18"/>
               </w:rPr>
-              <w:t>75.47</w:t>
+              <w:t>75.17</w:t>
             </w:r>
           </w:p>
         </w:tc>
@@ -10098,7 +10098,7 @@
                 <w:color w:val="1C3A36"/>
                 <w:sz w:val="18"/>
               </w:rPr>
-              <w:t>75.41</w:t>
+              <w:t>75.12</w:t>
             </w:r>
           </w:p>
         </w:tc>
@@ -10116,7 +10116,7 @@
                 <w:color w:val="1C3A36"/>
                 <w:sz w:val="18"/>
               </w:rPr>
-              <w:t>75.26</w:t>
+              <w:t>74.97</w:t>
             </w:r>
           </w:p>
         </w:tc>
@@ -10134,7 +10134,7 @@
                 <w:color w:val="1C3A36"/>
                 <w:sz w:val="18"/>
               </w:rPr>
-              <w:t>74.98</w:t>
+              <w:t>74.69</w:t>
             </w:r>
           </w:p>
         </w:tc>
@@ -10156,7 +10156,7 @@
           <w:color w:val="6E7B77"/>
           <w:sz w:val="17"/>
         </w:rPr>
-        <w:t>Table 11 — Fair value per share across the explicit-window cost of capital and terminal growth. Growth is the WEAKER of the two levers here and it points DOWN: across a row the value moves EGP 0.49, against EGP 5.17 down a column. The paragraphs above set out why the growth axis is nearly flat — on a replacement-cost denominator this plant sits within -501 basis points of breaking even on new tonnes, so perpetual growth neither creates nor destroys much of anything.</w:t>
+        <w:t>Table 11 — Fair value per share across the explicit-window cost of capital and terminal growth. Growth is the WEAKER of the two levers here and it points DOWN: across a row the value moves EGP 0.49, against EGP 5.14 down a column. The paragraphs above set out why the growth axis is nearly flat — on a replacement-cost denominator this plant sits within -501 basis points of breaking even on new tonnes, so perpetual growth neither creates nor destroys much of anything.</w:t>
       </w:r>
     </w:p>
     <w:p>
@@ -10373,7 +10373,7 @@
                 <w:color w:val="1C3A36"/>
                 <w:sz w:val="18"/>
               </w:rPr>
-              <w:t>24.60%</w:t>
+              <w:t>24.96%</w:t>
             </w:r>
           </w:p>
         </w:tc>
@@ -10391,7 +10391,7 @@
                 <w:color w:val="1C3A36"/>
                 <w:sz w:val="18"/>
               </w:rPr>
-              <w:t>95.81</w:t>
+              <w:t>95.41</w:t>
             </w:r>
           </w:p>
         </w:tc>
@@ -10409,7 +10409,7 @@
                 <w:color w:val="1C3A36"/>
                 <w:sz w:val="18"/>
               </w:rPr>
-              <w:t>87.07</w:t>
+              <w:t>86.72</w:t>
             </w:r>
           </w:p>
         </w:tc>
@@ -10427,7 +10427,7 @@
                 <w:color w:val="1C3A36"/>
                 <w:sz w:val="18"/>
               </w:rPr>
-              <w:t>80.12</w:t>
+              <w:t>79.80</w:t>
             </w:r>
           </w:p>
         </w:tc>
@@ -10445,7 +10445,7 @@
                 <w:color w:val="1C3A36"/>
                 <w:sz w:val="18"/>
               </w:rPr>
-              <w:t>74.45</w:t>
+              <w:t>74.15</w:t>
             </w:r>
           </w:p>
         </w:tc>
@@ -10463,7 +10463,7 @@
                 <w:color w:val="1C3A36"/>
                 <w:sz w:val="18"/>
               </w:rPr>
-              <w:t>69.73</w:t>
+              <w:t>69.46</w:t>
             </w:r>
           </w:p>
         </w:tc>
@@ -10482,7 +10482,7 @@
                 <w:color w:val="1C3A36"/>
                 <w:sz w:val="18"/>
               </w:rPr>
-              <w:t>26.10%</w:t>
+              <w:t>26.46%</w:t>
             </w:r>
           </w:p>
         </w:tc>
@@ -10500,7 +10500,7 @@
                 <w:color w:val="1C3A36"/>
                 <w:sz w:val="18"/>
               </w:rPr>
-              <w:t>94.17</w:t>
+              <w:t>93.78</w:t>
             </w:r>
           </w:p>
         </w:tc>
@@ -10518,7 +10518,7 @@
                 <w:color w:val="1C3A36"/>
                 <w:sz w:val="18"/>
               </w:rPr>
-              <w:t>85.60</w:t>
+              <w:t>85.26</w:t>
             </w:r>
           </w:p>
         </w:tc>
@@ -10536,7 +10536,7 @@
                 <w:color w:val="1C3A36"/>
                 <w:sz w:val="18"/>
               </w:rPr>
-              <w:t>78.79</w:t>
+              <w:t>78.47</w:t>
             </w:r>
           </w:p>
         </w:tc>
@@ -10554,7 +10554,7 @@
                 <w:color w:val="1C3A36"/>
                 <w:sz w:val="18"/>
               </w:rPr>
-              <w:t>73.23</w:t>
+              <w:t>72.94</w:t>
             </w:r>
           </w:p>
         </w:tc>
@@ -10572,7 +10572,7 @@
                 <w:color w:val="1C3A36"/>
                 <w:sz w:val="18"/>
               </w:rPr>
-              <w:t>68.60</w:t>
+              <w:t>68.34</w:t>
             </w:r>
           </w:p>
         </w:tc>
@@ -10591,7 +10591,7 @@
                 <w:color w:val="1C3A36"/>
                 <w:sz w:val="18"/>
               </w:rPr>
-              <w:t>27.60%</w:t>
+              <w:t>27.96%</w:t>
             </w:r>
           </w:p>
         </w:tc>
@@ -10609,7 +10609,7 @@
                 <w:color w:val="1C3A36"/>
                 <w:sz w:val="18"/>
               </w:rPr>
-              <w:t>92.57</w:t>
+              <w:t>92.19</w:t>
             </w:r>
           </w:p>
         </w:tc>
@@ -10627,7 +10627,7 @@
                 <w:color w:val="1C3A36"/>
                 <w:sz w:val="18"/>
               </w:rPr>
-              <w:t>84.17</w:t>
+              <w:t>83.83</w:t>
             </w:r>
           </w:p>
         </w:tc>
@@ -10645,7 +10645,7 @@
                 <w:color w:val="1C3A36"/>
                 <w:sz w:val="18"/>
               </w:rPr>
-              <w:t>77.49</w:t>
+              <w:t>77.18</w:t>
             </w:r>
           </w:p>
         </w:tc>
@@ -10663,7 +10663,7 @@
                 <w:color w:val="1C3A36"/>
                 <w:sz w:val="18"/>
               </w:rPr>
-              <w:t>72.04</w:t>
+              <w:t>71.75</w:t>
             </w:r>
           </w:p>
         </w:tc>
@@ -10681,7 +10681,7 @@
                 <w:color w:val="1C3A36"/>
                 <w:sz w:val="18"/>
               </w:rPr>
-              <w:t>67.50</w:t>
+              <w:t>67.24</w:t>
             </w:r>
           </w:p>
         </w:tc>
@@ -10700,7 +10700,7 @@
                 <w:color w:val="1C3A36"/>
                 <w:sz w:val="18"/>
               </w:rPr>
-              <w:t>29.10%</w:t>
+              <w:t>29.46%</w:t>
             </w:r>
           </w:p>
         </w:tc>
@@ -10718,7 +10718,7 @@
                 <w:color w:val="1C3A36"/>
                 <w:sz w:val="18"/>
               </w:rPr>
-              <w:t>91.01</w:t>
+              <w:t>90.64</w:t>
             </w:r>
           </w:p>
         </w:tc>
@@ -10736,7 +10736,7 @@
                 <w:color w:val="1C3A36"/>
                 <w:sz w:val="18"/>
               </w:rPr>
-              <w:t>82.77</w:t>
+              <w:t>82.44</w:t>
             </w:r>
           </w:p>
         </w:tc>
@@ -10754,7 +10754,7 @@
                 <w:color w:val="1C3A36"/>
                 <w:sz w:val="18"/>
               </w:rPr>
-              <w:t>76.22</w:t>
+              <w:t>75.92</w:t>
             </w:r>
           </w:p>
         </w:tc>
@@ -10772,7 +10772,7 @@
                 <w:color w:val="1C3A36"/>
                 <w:sz w:val="18"/>
               </w:rPr>
-              <w:t>70.87</w:t>
+              <w:t>70.60</w:t>
             </w:r>
           </w:p>
         </w:tc>
@@ -10790,7 +10790,7 @@
                 <w:color w:val="1C3A36"/>
                 <w:sz w:val="18"/>
               </w:rPr>
-              <w:t>66.43</w:t>
+              <w:t>66.18</w:t>
             </w:r>
           </w:p>
         </w:tc>
@@ -10809,7 +10809,7 @@
                 <w:color w:val="1C3A36"/>
                 <w:sz w:val="18"/>
               </w:rPr>
-              <w:t>30.60%</w:t>
+              <w:t>30.96%</w:t>
             </w:r>
           </w:p>
         </w:tc>
@@ -10827,7 +10827,7 @@
                 <w:color w:val="1C3A36"/>
                 <w:sz w:val="18"/>
               </w:rPr>
-              <w:t>89.49</w:t>
+              <w:t>89.13</w:t>
             </w:r>
           </w:p>
         </w:tc>
@@ -10845,7 +10845,7 @@
                 <w:color w:val="1C3A36"/>
                 <w:sz w:val="18"/>
               </w:rPr>
-              <w:t>81.41</w:t>
+              <w:t>81.09</w:t>
             </w:r>
           </w:p>
         </w:tc>
@@ -10863,7 +10863,7 @@
                 <w:color w:val="1C3A36"/>
                 <w:sz w:val="18"/>
               </w:rPr>
-              <w:t>74.98</w:t>
+              <w:t>74.69</w:t>
             </w:r>
           </w:p>
         </w:tc>
@@ -10881,7 +10881,7 @@
                 <w:color w:val="1C3A36"/>
                 <w:sz w:val="18"/>
               </w:rPr>
-              <w:t>69.74</w:t>
+              <w:t>69.48</w:t>
             </w:r>
           </w:p>
         </w:tc>
@@ -10899,7 +10899,7 @@
                 <w:color w:val="1C3A36"/>
                 <w:sz w:val="18"/>
               </w:rPr>
-              <w:t>65.39</w:t>
+              <w:t>65.14</w:t>
             </w:r>
           </w:p>
         </w:tc>
@@ -11154,7 +11154,7 @@
                 <w:color w:val="1C3A36"/>
                 <w:sz w:val="17"/>
               </w:rPr>
-              <w:t>77.62  (+0.2%)</w:t>
+              <w:t>77.31  (+0.2%)</w:t>
             </w:r>
           </w:p>
         </w:tc>
@@ -11227,7 +11227,7 @@
                 <w:color w:val="1C3A36"/>
                 <w:sz w:val="17"/>
               </w:rPr>
-              <w:t>88.96  (+14.8%)</w:t>
+              <w:t>88.96  (+15.3%)</w:t>
             </w:r>
           </w:p>
         </w:tc>
@@ -11300,7 +11300,7 @@
                 <w:color w:val="1C3A36"/>
                 <w:sz w:val="17"/>
               </w:rPr>
-              <w:t>81.63  (+5.3%)</w:t>
+              <w:t>81.31  (+5.4%)</w:t>
             </w:r>
           </w:p>
         </w:tc>
@@ -11373,7 +11373,7 @@
                 <w:color w:val="1C3A36"/>
                 <w:sz w:val="17"/>
               </w:rPr>
-              <w:t>94.92  (+22.5%)</w:t>
+              <w:t>94.54  (+22.5%)</w:t>
             </w:r>
           </w:p>
         </w:tc>
@@ -13360,7 +13360,7 @@
           <w:color w:val="1C3A36"/>
           <w:sz w:val="21"/>
         </w:rPr>
-        <w:t>Strip out the items resolved above and the honest disagreement left is one thing: how fast does the FY2025 margin peak fade. Everything else in the bridge is either a construction error on the published target (the date mismatch, the sub-depreciation capex path, the unfunded terminal growth, the still-outstanding dividend) or a lens-weighting convention that is not a factual dispute at all. A market price of EGP 77.00 sits between this study’s central of EGP 77.49 and EFG’s corrected-for-its-own-errors figure, closer to ours — but a buyer paying spot is not implicitly endorsing either model whole. Splitting the one open question down the middle — EFG’s margin path and this study’s volume path, averaged rather than either side’s optimism taken alone — prices at EGP 76.62, -0.5% against spot. That, not either published figure, is the number this study would defend if forced to name one.</w:t>
+        <w:t>Strip out the items resolved above and the honest disagreement left is one thing: how fast does the FY2025 margin peak fade. Everything else in the bridge is either a construction error on the published target (the date mismatch, the sub-depreciation capex path, the unfunded terminal growth, the still-outstanding dividend) or a lens-weighting convention that is not a factual dispute at all. A market price of EGP 77.00 sits between this study’s central of EGP 77.18 and EFG’s corrected-for-its-own-errors figure, closer to ours — but a buyer paying spot is not implicitly endorsing either model whole. Splitting the one open question down the middle — EFG’s margin path and this study’s volume path, averaged rather than either side’s optimism taken alone — prices at EGP 76.62, -0.5% against spot. That, not either published figure, is the number this study would defend if forced to name one.</w:t>
       </w:r>
     </w:p>
     <w:p>
@@ -14947,7 +14947,7 @@
                 <w:color w:val="1C3A36"/>
                 <w:sz w:val="18"/>
               </w:rPr>
-              <w:t>29.95</w:t>
+              <w:t>29.83</w:t>
             </w:r>
           </w:p>
         </w:tc>
@@ -14967,7 +14967,7 @@
                 <w:color w:val="1C3A36"/>
                 <w:sz w:val="18"/>
               </w:rPr>
-              <w:t>77.49</w:t>
+              <w:t>77.18</w:t>
             </w:r>
           </w:p>
         </w:tc>
@@ -14987,7 +14987,7 @@
                 <w:color w:val="1C3A36"/>
                 <w:sz w:val="18"/>
               </w:rPr>
-              <w:t>78.10</w:t>
+              <w:t>77.79</w:t>
             </w:r>
           </w:p>
         </w:tc>
@@ -15027,7 +15027,7 @@
                 <w:color w:val="1C3A36"/>
                 <w:sz w:val="18"/>
               </w:rPr>
-              <w:t>+0.6%</w:t>
+              <w:t>+0.2%</w:t>
             </w:r>
           </w:p>
         </w:tc>
@@ -15376,7 +15376,7 @@
           <w:color w:val="6E7B77"/>
           <w:sz w:val="17"/>
         </w:rPr>
-        <w:t>Table 19 — Each lens as a range. The disagreement between them is information, not noise. THE CASH-FLOW RANGE IS ALMOST ENTIRELY DOWNSIDE, AND THAT IS A CLAIM RATHER THAN AN ACCIDENT: the forecast opens at 39.03% against a latest audited 39.25% — within 0.22 of a point of the best year this company has ever filed — and rises from there to 40.40%. There is almost nothing above it left to reach for, which is why the bull corner sits only +0.8% above the base while the bear corner, struck on this company's own FY2023 margin, sits -61.4% below it. A forecast sitting at the top of a filed record is a claim a reader is owed plainly, not one to be inferred from the shape of a range.</w:t>
+        <w:t>Table 19 — Each lens as a range. The disagreement between them is information, not noise. THE CASH-FLOW RANGE IS ALMOST ENTIRELY DOWNSIDE, AND THAT IS A CLAIM RATHER THAN AN ACCIDENT: the forecast opens at 39.03% against a latest audited 39.25% — within 0.22 of a point of the best year this company has ever filed — and rises from there to 40.40%. There is almost nothing above it left to reach for, which is why the bull corner sits only +0.8% above the base while the bear corner, struck on this company's own FY2023 margin, sits -61.3% below it. A forecast sitting at the top of a filed record is a claim a reader is owed plainly, not one to be inferred from the shape of a range.</w:t>
       </w:r>
     </w:p>
     <w:p>
@@ -15390,7 +15390,7 @@
           <w:color w:val="1C3A36"/>
           <w:sz w:val="21"/>
         </w:rPr>
-        <w:t>The lenses do not agree, and the pattern of their disagreement is the most useful thing in this study. One sits ABOVE the market price — DCF (cash flow), at EGP 77.49 — and two below: Relative multiples and Asset / replacement cost, at EGP 45.65 and EGP 65.57. The split is not assets against earnings. It runs between what the plant can be expected to EARN or COST from here, which both land above the market, and what the market is currently willing to PAY for a pound of Egyptian cement earnings, which is what the two multiple-based lenses measure and which lands below. A cement peer group trading at 6.2 times earnings in a country whose policy rate has a two in front of it is not obviously mispricing anything; it is discounting the same restart programme this study discounts, only harder and sooner.</w:t>
+        <w:t>The lenses do not agree, and the pattern of their disagreement is the most useful thing in this study. One sits ABOVE the market price — DCF (cash flow), at EGP 77.18 — and two below: Relative multiples and Asset / replacement cost, at EGP 45.65 and EGP 65.57. The split is not assets against earnings. It runs between what the plant can be expected to EARN or COST from here, which both land above the market, and what the market is currently willing to PAY for a pound of Egyptian cement earnings, which is what the two multiple-based lenses measure and which lands below. A cement peer group trading at 6.2 times earnings in a country whose policy rate has a two in front of it is not obviously mispricing anything; it is discounting the same restart programme this study discounts, only harder and sooner.</w:t>
       </w:r>
     </w:p>
     <w:p>
@@ -15404,7 +15404,7 @@
           <w:color w:val="1C3A36"/>
           <w:sz w:val="21"/>
         </w:rPr>
-        <w:t>This edition does not resolve that by weighting. A previous one blended the four readings at 50%/20%/22%/8% and published the average, EGP 64.04; but those weights were chosen rather than tested, and an average of four methods is a fifth method nobody has checked, carrying every weakness of the weakest at whatever weight somebody typed. The value published here is the cash-flow lens alone, EGP 77.49 against EGP 77.00 — +0.6% — and the other readings are printed beside it so the disagreement is visible rather than averaged away. A reader who believes replacement cost is a floor rather than a ceiling can read EGP 65.57 off the same table and reach the opposite conclusion; the case against doing so is the 12.6Mt restart programme, and it is a testable one.</w:t>
+        <w:t>This edition does not resolve that by weighting. A previous one blended the four readings at 50%/20%/22%/8% and published the average, EGP 63.89; but those weights were chosen rather than tested, and an average of four methods is a fifth method nobody has checked, carrying every weakness of the weakest at whatever weight somebody typed. The value published here is the cash-flow lens alone, EGP 77.18 against EGP 77.00 — +0.2% — and the other readings are printed beside it so the disagreement is visible rather than averaged away. A reader who believes replacement cost is a floor rather than a ceiling can read EGP 65.57 off the same table and reach the opposite conclusion; the case against doing so is the 12.6Mt restart programme, and it is a testable one.</w:t>
       </w:r>
     </w:p>
     <w:p>
@@ -15418,7 +15418,7 @@
           <w:color w:val="1C3A36"/>
           <w:sz w:val="21"/>
         </w:rPr>
-        <w:t>Against the technical picture, the two readings are in tension, and the tension is entirely one-sided. On the price history the read was built from, the share was above its whole moving-average stack on a rising 200-day and at 98% of its 52-week intraday high of EGP 60.40. The latest close of EGP 77.00 is +27.5% beyond even that high, so the tape has run past every level the structure identified. Against it, 2 of this study's 3 valuation lenses sits BELOW the market, the nearest at +0.6% — there is no reading here that supports the price, which is a stronger and less comfortable statement than any single lens makes. Momentum is with the market and value is not, and this study takes no view on which resolves first.</w:t>
+        <w:t>Against the technical picture, the two readings are in tension, and the tension is entirely one-sided. On the price history the read was built from, the share was above its whole moving-average stack on a rising 200-day and at 98% of its 52-week intraday high of EGP 60.40. The latest close of EGP 77.00 is +27.5% beyond even that high, so the tape has run past every level the structure identified. Against it, 2 of this study's 3 valuation lenses sits BELOW the market, the nearest at +0.2% — there is no reading here that supports the price, which is a stronger and less comfortable statement than any single lens makes. Momentum is with the market and value is not, and this study takes no view on which resolves first.</w:t>
       </w:r>
     </w:p>
     <w:p>
@@ -16060,7 +16060,7 @@
           <w:color w:val="1C3A36"/>
           <w:sz w:val="21"/>
         </w:rPr>
-        <w:t>Four reviewers tested the previous edition. Between them they showed that its volume came from an assumed price rather than from the plant, that its FY2025 validation was an identity that could not fail, that its terminal capital was measured in valuation-date pounds against a terminal-year cash flow, that its terminal cost of debt sat 250 basis points below its own terminal risk-free rate, that its terminal risk-free rate used the central bank's near-dated inflation target rather than its medium-term one, that its discount factors applied each year's rate one period late, that its beta was levered twice, and that ten rows of its income statement were labelled one row above their contents. All of that is corrected here. The central fair value moves from EGP 61.30 to EGP 77.49, and the conclusion moves from a premium over the market of that day to a discount of +0.6% against the latest close — large enough that this edition carries the gap review its own standing threshold requires, rather than being waved through as a small difference.</w:t>
+        <w:t>Four reviewers tested the previous edition. Between them they showed that its volume came from an assumed price rather than from the plant, that its FY2025 validation was an identity that could not fail, that its terminal capital was measured in valuation-date pounds against a terminal-year cash flow, that its terminal cost of debt sat 250 basis points below its own terminal risk-free rate, that its terminal risk-free rate used the central bank's near-dated inflation target rather than its medium-term one, that its discount factors applied each year's rate one period late, that its beta was levered twice, and that ten rows of its income statement were labelled one row above their contents. All of that is corrected here. The central fair value moves from EGP 61.30 to EGP 77.18, and the conclusion moves from a premium over the market of that day to a discount of +0.2% against the latest close — large enough that this edition carries the gap review its own standing threshold requires, rather than being waved through as a small difference.</w:t>
       </w:r>
     </w:p>
     <w:p>
@@ -16472,7 +16472,7 @@
                 <w:color w:val="1C3A36"/>
                 <w:sz w:val="17"/>
               </w:rPr>
-              <w:t>73.48</w:t>
+              <w:t>73.18</w:t>
             </w:r>
           </w:p>
         </w:tc>
@@ -16490,7 +16490,7 @@
                 <w:color w:val="1C3A36"/>
                 <w:sz w:val="17"/>
               </w:rPr>
-              <w:t>75.48</w:t>
+              <w:t>75.18</w:t>
             </w:r>
           </w:p>
         </w:tc>
@@ -16508,7 +16508,7 @@
                 <w:color w:val="1C3A36"/>
                 <w:sz w:val="17"/>
               </w:rPr>
-              <w:t>77.49</w:t>
+              <w:t>77.18</w:t>
             </w:r>
           </w:p>
         </w:tc>
@@ -16526,7 +16526,7 @@
                 <w:color w:val="1C3A36"/>
                 <w:sz w:val="17"/>
               </w:rPr>
-              <w:t>79.49</w:t>
+              <w:t>79.18</w:t>
             </w:r>
           </w:p>
         </w:tc>
@@ -16544,7 +16544,7 @@
                 <w:color w:val="1C3A36"/>
                 <w:sz w:val="17"/>
               </w:rPr>
-              <w:t>81.49</w:t>
+              <w:t>81.18</w:t>
             </w:r>
           </w:p>
         </w:tc>
@@ -16747,7 +16747,7 @@
                 <w:color w:val="1C3A36"/>
                 <w:sz w:val="17"/>
               </w:rPr>
-              <w:t>66.32</w:t>
+              <w:t>66.06</w:t>
             </w:r>
           </w:p>
         </w:tc>
@@ -16765,7 +16765,7 @@
                 <w:color w:val="1C3A36"/>
                 <w:sz w:val="17"/>
               </w:rPr>
-              <w:t>71.90</w:t>
+              <w:t>71.62</w:t>
             </w:r>
           </w:p>
         </w:tc>
@@ -16783,7 +16783,7 @@
                 <w:color w:val="1C3A36"/>
                 <w:sz w:val="17"/>
               </w:rPr>
-              <w:t>77.49</w:t>
+              <w:t>77.18</w:t>
             </w:r>
           </w:p>
         </w:tc>
@@ -16801,7 +16801,7 @@
                 <w:color w:val="1C3A36"/>
                 <w:sz w:val="17"/>
               </w:rPr>
-              <w:t>83.07</w:t>
+              <w:t>82.74</w:t>
             </w:r>
           </w:p>
         </w:tc>
@@ -16819,7 +16819,7 @@
                 <w:color w:val="1C3A36"/>
                 <w:sz w:val="17"/>
               </w:rPr>
-              <w:t>88.65</w:t>
+              <w:t>88.30</w:t>
             </w:r>
           </w:p>
         </w:tc>
@@ -24114,7 +24114,7 @@
           <w:color w:val="6E7B77"/>
           <w:sz w:val="17"/>
         </w:rPr>
-        <w:t>Table C1 — The panel. The median of the three, EGP 64.84, sits -16.3% from this study's own central of EGP 77.49 and -15.8% from the market price. It is NOT a confirmation of anything: two of the three panel methods are anchored on the same forecast the central uses, and the one that is not — replacement cost — is the highest read in the study. An earlier edition compared this median to a weighted average of four lenses; those weights are retired, and the comparison is now against the published central.</w:t>
+        <w:t>Table C1 — The panel. The median of the three, EGP 64.84, sits -16.0% from this study's own central of EGP 77.18 and -15.8% from the market price. It is NOT a confirmation of anything: two of the three panel methods are anchored on the same forecast the central uses, and the one that is not — replacement cost — is the highest read in the study. An earlier edition compared this median to a weighted average of four lenses; those weights are retired, and the comparison is now against the published central.</w:t>
       </w:r>
     </w:p>
     <w:p>
@@ -24465,7 +24465,7 @@
                 <w:color w:val="1C3A36"/>
                 <w:sz w:val="16"/>
               </w:rPr>
-              <w:t>It is the point of the range: the bull corner is EGP 65.57, barely above the central of EGP 77.49, while the bear corner is EGP 45.65 on the FY2023 margin this company actually filed. Essentially the whole range is downside, and a symmetric band would have concealed that.</w:t>
+              <w:t>It is the point of the range: the bull corner is EGP 65.57, barely above the central of EGP 77.18, while the bear corner is EGP 45.65 on the FY2023 margin this company actually filed. Essentially the whole range is downside, and a symmetric band would have concealed that.</w:t>
             </w:r>
           </w:p>
         </w:tc>
@@ -24538,7 +24538,7 @@
                 <w:color w:val="1C3A36"/>
                 <w:sz w:val="16"/>
               </w:rPr>
-              <w:t>The own-stock regression against the EGX30 returns 0.698 on an R-squared of 4.7%, below the usability floor, so tier 1 is not available. On the regression the lens would read EGP 88.96 against EGP 77.49 — +14.8%. The study's largest is terminal useful life at +22.5%.</w:t>
+              <w:t>The own-stock regression against the EGX30 returns 0.698 on an R-squared of 4.7%, below the usability floor, so tier 1 is not available. On the regression the lens would read EGP 88.96 against EGP 77.18 — +15.3%. The study's largest is terminal useful life at +22.5%.</w:t>
             </w:r>
           </w:p>
         </w:tc>
@@ -24684,7 +24684,7 @@
                 <w:color w:val="1C3A36"/>
                 <w:sz w:val="16"/>
               </w:rPr>
-              <w:t>Measured on this company's own returns. The return on replacement-cost capital is 11.73% against a terminal cost of capital of 16.74% — short of it by 501 basis points — so moving terminal growth from 3% to 7% takes the value from EGP 77.96 DOWN to EGP 77.49, -0.6%, about 0.12 a share for each point of growth, and the WRONG way. Growth funded at a return below the cost of capital destroys value, and section 1.8 shows the arithmetic.</w:t>
+              <w:t>Measured on this company's own returns. The return on replacement-cost capital is 11.73% against a terminal cost of capital of 16.74% — short of it by 501 basis points — so moving terminal growth from 3% to 7% takes the value from EGP 77.65 DOWN to EGP 77.18, -0.6%, about 0.12 a share for each point of growth, and the WRONG way. Growth funded at a return below the cost of capital destroys value, and section 1.8 shows the arithmetic.</w:t>
             </w:r>
           </w:p>
         </w:tc>
@@ -24734,7 +24734,7 @@
           <w:color w:val="1C3A36"/>
           <w:sz w:val="21"/>
         </w:rPr>
-        <w:t>Put in one room the three methods land between EGP 49.64 and EGP 65.57, a spread of 32.1% of the lower number, with a median of EGP 64.84 against a market price of EGP 77.00 — -15.8%. All three sit below the price, and so does the study's own central of EGP 77.49.</w:t>
+        <w:t>Put in one room the three methods land between EGP 49.64 and EGP 65.57, a spread of 32.1% of the lower number, with a median of EGP 64.84 against a market price of EGP 77.00 — -15.8%. All three sit below the price, and so does the study's own central of EGP 77.18.</w:t>
       </w:r>
     </w:p>
     <w:p>
@@ -25224,7 +25224,7 @@
                 <w:color w:val="1C3A36"/>
                 <w:sz w:val="16"/>
               </w:rPr>
-              <w:t>-12.65</w:t>
+              <w:t>-12.34</w:t>
             </w:r>
           </w:p>
         </w:tc>
@@ -25242,7 +25242,7 @@
                 <w:color w:val="1C3A36"/>
                 <w:sz w:val="16"/>
               </w:rPr>
-              <w:t>16.3%</w:t>
+              <w:t>16.0%</w:t>
             </w:r>
           </w:p>
         </w:tc>
